--- a/合掌网页版统一规则（2026-08-03）.docx
+++ b/合掌网页版统一规则（2026-08-03）.docx
@@ -2258,7 +2258,7 @@
           <w:rFonts w:ascii="Calibri" w:hAnsi="Calibri" w:eastAsia="Microsoft YaHei"/>
           <w:sz w:val="22"/>
         </w:rPr>
-        <w:t>锻数上限按网页版设为6；减费不能使有最低花费规定的攻击低于其下限。</w:t>
+        <w:t>锻数不设上限；减费不能使有最低花费规定的攻击低于其下限。虚无仍需支付6锻，但角色拥有6锻后仍可继续获得锻。</w:t>
       </w:r>
     </w:p>
     <w:p>

--- a/合掌网页版统一规则（2026-08-03）.docx
+++ b/合掌网页版统一规则（2026-08-03）.docx
@@ -2618,16 +2618,12 @@
         <w:pStyle w:val="Heading2"/>
       </w:pPr>
       <w:r>
-        <w:t>攻击建立与攻击者保护</w:t>
+        <w:t>攻击建立与攻击动作的防御等级</w:t>
       </w:r>
     </w:p>
     <w:p>
       <w:r>
-        <w:rPr>
-          <w:rFonts w:ascii="Calibri" w:hAnsi="Calibri" w:eastAsia="Microsoft YaHei"/>
-          <w:sz w:val="22"/>
-        </w:rPr>
-        <w:t>同一次共同出手中，所有行动合法且已支付花费的攻击同时建立。支付了锻的攻击者获得该最终攻击等级的攻击者保护：不进入本等级攻击及后续更低等级攻击的受伤候选范围。白塔等先支付后返还花费者仍视为已经支付。</w:t>
+        <w:t>同一次共同出手中，所有行动合法且已支付花费的攻击同时建立。支付了锻的攻击者其攻击动作具有防御等级[0, 该攻击的最终等级]：不进入本等级攻击及后续更低等级攻击的受伤候选范围。白塔等先支付后返还花费者仍视为已经支付。</w:t>
       </w:r>
     </w:p>
     <w:p>
@@ -2651,11 +2647,7 @@
         <w:ind w:left="540" w:hanging="271"/>
       </w:pPr>
       <w:r>
-        <w:rPr>
-          <w:rFonts w:ascii="Calibri" w:hAnsi="Calibri" w:eastAsia="Microsoft YaHei"/>
-          <w:sz w:val="22"/>
-        </w:rPr>
-        <w:t>攻击建立后，即使被奇迹判定无法使用武器、被魔术师判为无效、因技能封锁失效或最终不能命中，攻击者保护仍然保留。</w:t>
+        <w:t>攻击建立后，即使被奇迹判定无法使用武器、被魔术师判为无效、因技能封锁失效或最终不能命中，攻击动作的防御等级仍然保留。</w:t>
       </w:r>
     </w:p>
     <w:p>
@@ -2914,11 +2906,7 @@
         <w:ind w:left="540" w:hanging="271"/>
       </w:pPr>
       <w:r>
-        <w:rPr>
-          <w:rFonts w:ascii="Calibri" w:hAnsi="Calibri" w:eastAsia="Microsoft YaHei"/>
-          <w:sz w:val="22"/>
-        </w:rPr>
-        <w:t>若多名角色以接、闪、帮接或帮闪防御同一把刀，先从所有有效闪使用者中随机选择一名实际成功者；没有闪时，再从有效接使用者中随机选择一名。成功者消耗防御额度，其余未被选中的接／闪仍然有效。</w:t>
+        <w:t>除月亮防反外，接与闪不享有高于普通候选者的优先级。没有人帮助时，出接、闪、锻造及其他防不住该攻击的角色在原判刀范围内地位平等；随机选中接／闪使用者时，该刀才被成功防御。有人帮接、帮闪或帮吃时，判刀范围缩小为规则允许的全部帮助者，帮助者之间仍地位平等。</w:t>
       </w:r>
     </w:p>
     <w:p>
@@ -2998,11 +2986,7 @@
         <w:ind w:left="540" w:hanging="271"/>
       </w:pPr>
       <w:r>
-        <w:rPr>
-          <w:rFonts w:ascii="Calibri" w:hAnsi="Calibri" w:eastAsia="Microsoft YaHei"/>
-          <w:sz w:val="22"/>
-        </w:rPr>
-        <w:t>按随机顺序逐把处理该等级攻击；每把普通攻击分别确定一名承受者。该等级全部处理完毕后，该等级攻击者保持天然保护，再转入下一较低等级，直至所有已建立攻击处理完毕。</w:t>
+        <w:t>按随机顺序逐把处理该等级攻击；每把普通攻击分别确定一名承受者。该等级全部处理完毕后，这些攻击动作的防御等级继续覆盖后续较低等级攻击，再转入下一较低等级，直至所有已建立攻击处理完毕。</w:t>
       </w:r>
     </w:p>
     <w:p>
@@ -3043,11 +3027,7 @@
         <w:ind w:left="540" w:hanging="271"/>
       </w:pPr>
       <w:r>
-        <w:rPr>
-          <w:rFonts w:ascii="Calibri" w:hAnsi="Calibri" w:eastAsia="Microsoft YaHei"/>
-          <w:sz w:val="22"/>
-        </w:rPr>
-        <w:t>多名角色防御同一把刀时，优先从闪使用者中随机选一名实际成功者；若没有闪，再从接使用者中随机选一名。</w:t>
+        <w:t>未发动帮接、帮闪或帮吃时，出闪、接、锻造以及其他不能防住该攻击的行动者，在判刀范围内地位完全平等并共同接受随机判刀。只有最终被选中的角色所使用的接或闪能够成功防住该刀；未被选中的接或闪仍保留其本回合防御额度。若有人发动帮助，判刀范围缩小至全部帮助者；除月亮防反的最高优先级外，帮助者之间仍等概率确定结果。</w:t>
       </w:r>
     </w:p>
     <w:p>
@@ -3113,11 +3093,7 @@
         <w:ind w:left="540" w:hanging="271"/>
       </w:pPr>
       <w:r>
-        <w:rPr>
-          <w:rFonts w:ascii="Calibri" w:hAnsi="Calibri" w:eastAsia="Microsoft YaHei"/>
-          <w:sz w:val="22"/>
-        </w:rPr>
-        <w:t>若当前全部可能受伤者均被有效接或闪覆盖，则该刀直接视为接或闪成功；实际成功者仍按闪优先、同类随机的规则选出。</w:t>
+        <w:t>若当前全部可能受伤者均使用了能够防住该刀的接或闪，则该刀直接视为防御成功；除月亮防反的最高优先级外，实际成功者从这些角色中等概率随机选出。</w:t>
       </w:r>
     </w:p>
     <w:p>
@@ -3175,11 +3151,7 @@
         <w:ind w:left="540" w:hanging="271"/>
       </w:pPr>
       <w:r>
-        <w:rPr>
-          <w:rFonts w:ascii="Calibri" w:hAnsi="Calibri" w:eastAsia="Microsoft YaHei"/>
-          <w:sz w:val="22"/>
-        </w:rPr>
-        <w:t>未抵刀时，先应用同等级及高等级攻击者保护、已占用判刀名额等正常候选排除，再向其余合法目标展开固定目标刀。</w:t>
+        <w:t>未抵刀时，先应用各角色行动的防御等级、已占用判刀名额等正常候选排除，再向其余合法目标展开固定目标刀。</w:t>
       </w:r>
     </w:p>
     <w:p>
@@ -3220,11 +3192,7 @@
     </w:p>
     <w:p>
       <w:r>
-        <w:rPr>
-          <w:rFonts w:ascii="Calibri" w:hAnsi="Calibri" w:eastAsia="Microsoft YaHei"/>
-          <w:sz w:val="22"/>
-        </w:rPr>
-        <w:t>同一等级存在多把未抵刀攻击时，不按攻击力或最终伤害从高到低排序，而是先随机排列后逐把判刀。同等级全部攻击者从本等级开始共同获得攻击者保护，互相不成为本等级攻击候选；每把普通攻击各选一名其他承受者。已占用本回合判刀承受名额者不进入后续候选。攻击者在出手过程中死亡也不取消已建立攻击。该等级完成后，全部该等级攻击者继续排除在更低等级判刀范围之外。</w:t>
+        <w:t>同一等级存在多把未抵刀攻击时，不按攻击力或最终伤害从高到低排序，而是先随机排列后逐把判刀。同等级全部攻击者从本等级开始共同获得攻击动作的防御等级，互相不成为本等级攻击候选；每把普通攻击各选一名其他承受者。已占用本回合判刀承受名额者不进入后续候选。攻击者在出手过程中死亡也不取消已建立攻击。该等级完成后，这些攻击动作的防御等级继续使行动者排除在更低等级判刀范围之外。</w:t>
       </w:r>
     </w:p>
     <w:p>
@@ -4685,11 +4653,7 @@
     </w:p>
     <w:p>
       <w:r>
-        <w:rPr>
-          <w:rFonts w:ascii="Calibri" w:hAnsi="Calibri" w:eastAsia="Microsoft YaHei"/>
-          <w:sz w:val="22"/>
-        </w:rPr>
-        <w:t>怪兽命中或被命中时，在魔术师完成攻击无效或转移判定后，由最终攻击者与受击者猜拳。若受击者获胜，只防止本次伤害：攻击已经打出且已经命中的事实不撤销，双人仍重开，多人仍占用一次判刀承受名额，锻造者仍不能获得锻；倒吊人不进入扣血加伤。平局重新猜拳。双方均为怪兽时，同一命中只猜拳一次。玩家参与时由玩家自主选择手势并看到双方结果。</w:t>
+        <w:t>怪兽命中或被命中时，在魔术师完成攻击无效或转移判定后，由最终攻击者与受击者猜拳。若受击者获胜，只防止本次伤害：攻击已经打出且已经命中的事实不撤销，双人仍重开，多人仍占用一次判刀承受名额，锻造者仍不能获得锻；倒吊人不进入扣血加伤。平局重新猜拳。若最终攻击者与受击者双方均拥有怪兽技能，两份被动分别发动，完整猜拳两次；任意一次由受击者获胜，均防止本次伤害。玩家参与时由玩家自主选择手势并看到双方结果。</w:t>
       </w:r>
     </w:p>
     <w:p>
@@ -4702,11 +4666,7 @@
     </w:p>
     <w:p>
       <w:r>
-        <w:rPr>
-          <w:rFonts w:ascii="Calibri" w:hAnsi="Calibri" w:eastAsia="Microsoft YaHei"/>
-          <w:sz w:val="22"/>
-        </w:rPr>
-        <w:t>月亮的防反是普通闪的完整替代行动，花费、防御等级、判刀范围、一次防御额度、帮闪资格、闪优先规则与重开条件均与普通闪相同。先完成当前刀的普通闪判定；只有月亮被裁定为该刀的实际成功防御者时，才发动防反伤害。</w:t>
+        <w:t>月亮的“闪”改为“防反”。防反保留闪的花费、防御等级、一次防御额度、帮闪资格与重开条件，但其结算优先级高于普通接、普通闪、帮接、帮闪和随机判刀。存在多名能够防御同一把刀的月亮时，先在这些月亮之间随机选出一名实际成功者；只有该月亮发动防反伤害。没有合法月亮防反时，才进入普通判刀流程。</w:t>
       </w:r>
     </w:p>
     <w:p>
@@ -4758,11 +4718,7 @@
         <w:ind w:left="540" w:hanging="271"/>
       </w:pPr>
       <w:r>
-        <w:rPr>
-          <w:rFonts w:ascii="Calibri" w:hAnsi="Calibri" w:eastAsia="Microsoft YaHei"/>
-          <w:sz w:val="22"/>
-        </w:rPr>
-        <w:t>多人同时防御同一把刀时，仍先在所有有效闪／防反中随机选择实际成功者；月亮未被选中时不发动防反，其防反额度继续有效。</w:t>
+        <w:t>多人同时响应同一把刀时，合法的月亮防反具有最高优先级；若存在多个合法月亮，则仅在这些月亮之间随机选择实际成功者。未被选中的月亮不发动反伤，其防反额度继续有效。</w:t>
       </w:r>
     </w:p>
     <w:p>
@@ -4789,11 +4745,7 @@
     </w:p>
     <w:p>
       <w:r>
-        <w:rPr>
-          <w:rFonts w:ascii="Calibri" w:hAnsi="Calibri" w:eastAsia="Microsoft YaHei"/>
-          <w:sz w:val="22"/>
-        </w:rPr>
-        <w:t>魔术师的发动窗口位于每一把刀完成判刀并得出受伤者时。魔术师可以令该攻击无效，并视为指定的一名角色使用相同攻击命中相同目标；新攻击可以再次进入魔术师发动窗口，直至无人继续发动或所有可用次数耗尽。多个魔术师同时要求发动时按随机顺序执行；每次改写后重新开放响应窗口，刚执行过的魔术师只要仍有次数，也可以再消耗一次技能继续改写。原攻击者已经支付花费，故即使攻击被改写或无效，仍保留原等级攻击者保护。改写不要求新攻击者再次支付花费；武器种类、最终等级和目标保持不变，攻击力及角色命中／伤害技能改按新攻击者处理。</w:t>
+        <w:t>魔术师的发动窗口位于每一把刀完成判刀并得出受伤者时。魔术师可以令该攻击无效，并视为指定的一名角色使用相同攻击命中相同目标；新攻击可以再次进入魔术师发动窗口，直至无人继续发动或所有可用次数耗尽。多个魔术师同时要求发动时按随机顺序执行；每次改写后重新开放响应窗口，刚执行过的魔术师只要仍有次数，也可以再消耗一次技能继续改写。原攻击者已经支付花费，故即使攻击被改写或无效，仍保留原等级攻击动作的防御等级。改写不要求新攻击者再次支付花费；武器种类、最终等级和目标保持不变，攻击力及角色命中／伤害技能改按新攻击者处理。</w:t>
       </w:r>
     </w:p>
     <w:p>
@@ -4848,11 +4800,7 @@
         <w:ind w:left="540" w:hanging="271"/>
       </w:pPr>
       <w:r>
-        <w:rPr>
-          <w:rFonts w:ascii="Calibri" w:hAnsi="Calibri" w:eastAsia="Microsoft YaHei"/>
-          <w:sz w:val="22"/>
-        </w:rPr>
-        <w:t>多名角色防御同一目标刀时，按闪优先、同类随机选一名实际成功者，其余接／闪继续有效。</w:t>
+        <w:t>多名角色响应同一目标刀时，先处理具有最高优先级的月亮防反；不存在合法月亮时，所有普通接、闪及其他判刀参与者地位平等。若帮助机制缩小了范围，则在全部帮助者之间等概率确定结果。</w:t>
       </w:r>
     </w:p>
     <w:p>
@@ -6198,6 +6146,329 @@
         <w:ind w:left="259"/>
       </w:pPr>
       <w:r>
+        <w:t>被动：闪改为防反。防反具有最高防御响应优先级；存在多名合法月亮时，在月亮之间随机选出实际成功者。成功者对该攻击的敌方最终来源造成等于来源当前攻击力的伤害；友方的友伤攻击不触发防反伤害。</w:t>
+      </w:r>
+    </w:p>
+    <w:p>
+      <w:pPr>
+        <w:pStyle w:val="Heading3"/>
+        <w:keepNext/>
+      </w:pPr>
+      <w:r>
+        <w:rPr>
+          <w:rFonts w:ascii="Calibri" w:hAnsi="Calibri" w:eastAsia="Microsoft YaHei"/>
+          <w:b/>
+          <w:color w:val="1F4D78"/>
+          <w:sz w:val="24"/>
+        </w:rPr>
+        <w:t>先驱</w:t>
+      </w:r>
+      <w:r>
+        <w:rPr>
+          <w:rFonts w:ascii="Calibri" w:hAnsi="Calibri" w:eastAsia="Microsoft YaHei"/>
+          <w:color w:val="666666"/>
+          <w:sz w:val="20"/>
+        </w:rPr>
+        <w:t xml:space="preserve">　2血／1攻</w:t>
+      </w:r>
+    </w:p>
+    <w:p>
+      <w:pPr>
+        <w:spacing w:after="80"/>
+        <w:ind w:left="259"/>
+      </w:pPr>
+      <w:r>
+        <w:rPr>
+          <w:rFonts w:ascii="Calibri" w:hAnsi="Calibri" w:eastAsia="Microsoft YaHei"/>
+          <w:b/>
+          <w:color w:val="203748"/>
+          <w:sz w:val="21"/>
+        </w:rPr>
+        <w:t>被动技能：</w:t>
+      </w:r>
+      <w:r>
+        <w:rPr>
+          <w:rFonts w:ascii="Calibri" w:hAnsi="Calibri" w:eastAsia="Microsoft YaHei"/>
+          <w:sz w:val="21"/>
+        </w:rPr>
+        <w:t>不能被标记；指定目标技能不能选择自己，但“所有敌方”“所有角色”等范围效果仍会影响自己。正数伤害到来前防止该伤害并失去1生命；0伤害不发动。</w:t>
+      </w:r>
+    </w:p>
+    <w:p>
+      <w:pPr>
+        <w:spacing w:after="140"/>
+        <w:ind w:left="259"/>
+      </w:pPr>
+      <w:r>
+        <w:rPr>
+          <w:rFonts w:ascii="Calibri" w:hAnsi="Calibri" w:eastAsia="Microsoft YaHei"/>
+          <w:b/>
+          <w:color w:val="203748"/>
+          <w:sz w:val="21"/>
+        </w:rPr>
+        <w:t>主动技能（每轮2次）：</w:t>
+      </w:r>
+      <w:r>
+        <w:rPr>
+          <w:rFonts w:ascii="Calibri" w:hAnsi="Calibri" w:eastAsia="Microsoft YaHei"/>
+          <w:sz w:val="21"/>
+        </w:rPr>
+        <w:t>回合开始前可防止本回合受到的伤害。</w:t>
+      </w:r>
+    </w:p>
+    <w:p>
+      <w:pPr>
+        <w:pStyle w:val="Heading3"/>
+        <w:keepNext/>
+      </w:pPr>
+      <w:r>
+        <w:rPr>
+          <w:rFonts w:ascii="Calibri" w:hAnsi="Calibri" w:eastAsia="Microsoft YaHei"/>
+          <w:b/>
+          <w:color w:val="1F4D78"/>
+          <w:sz w:val="24"/>
+        </w:rPr>
+        <w:t>梦魇</w:t>
+      </w:r>
+      <w:r>
+        <w:rPr>
+          <w:rFonts w:ascii="Calibri" w:hAnsi="Calibri" w:eastAsia="Microsoft YaHei"/>
+          <w:color w:val="666666"/>
+          <w:sz w:val="20"/>
+        </w:rPr>
+        <w:t xml:space="preserve">　1血／1攻</w:t>
+      </w:r>
+    </w:p>
+    <w:p>
+      <w:pPr>
+        <w:spacing w:after="140"/>
+        <w:ind w:left="259"/>
+      </w:pPr>
+      <w:r>
+        <w:rPr>
+          <w:rFonts w:ascii="Calibri" w:hAnsi="Calibri" w:eastAsia="Microsoft YaHei"/>
+          <w:b/>
+          <w:color w:val="203748"/>
+          <w:sz w:val="21"/>
+        </w:rPr>
+        <w:t>被动／主动：</w:t>
+      </w:r>
+      <w:r>
+        <w:rPr>
+          <w:rFonts w:ascii="Calibri" w:hAnsi="Calibri" w:eastAsia="Microsoft YaHei"/>
+          <w:sz w:val="21"/>
+        </w:rPr>
+        <w:t>每轮开始前标记一名敌方；第6回合结束后令其直接死亡并获得其技能。被标记者受到伤害时，倒计时-1。</w:t>
+      </w:r>
+    </w:p>
+    <w:p>
+      <w:pPr>
+        <w:pStyle w:val="Heading3"/>
+        <w:keepNext/>
+      </w:pPr>
+      <w:r>
+        <w:rPr>
+          <w:rFonts w:ascii="Calibri" w:hAnsi="Calibri" w:eastAsia="Microsoft YaHei"/>
+          <w:b/>
+          <w:color w:val="1F4D78"/>
+          <w:sz w:val="24"/>
+        </w:rPr>
+        <w:t>奇迹</w:t>
+      </w:r>
+      <w:r>
+        <w:rPr>
+          <w:rFonts w:ascii="Calibri" w:hAnsi="Calibri" w:eastAsia="Microsoft YaHei"/>
+          <w:color w:val="666666"/>
+          <w:sz w:val="20"/>
+        </w:rPr>
+        <w:t xml:space="preserve">　2血／1攻</w:t>
+      </w:r>
+    </w:p>
+    <w:p>
+      <w:pPr>
+        <w:spacing w:after="140"/>
+        <w:ind w:left="259"/>
+      </w:pPr>
+      <w:r>
+        <w:rPr>
+          <w:rFonts w:ascii="Calibri" w:hAnsi="Calibri" w:eastAsia="Microsoft YaHei"/>
+          <w:b/>
+          <w:color w:val="203748"/>
+          <w:sz w:val="21"/>
+        </w:rPr>
+        <w:t>主动：</w:t>
+      </w:r>
+      <w:r>
+        <w:rPr>
+          <w:rFonts w:ascii="Calibri" w:hAnsi="Calibri" w:eastAsia="Microsoft YaHei"/>
+          <w:sz w:val="21"/>
+        </w:rPr>
+        <w:t>打出武器时可同时宣言：该攻击不能命中；低于该武器等级的攻击不能命中自己；使用同等级武器的敌方无法使用其武器。</w:t>
+      </w:r>
+    </w:p>
+    <w:p>
+      <w:pPr>
+        <w:pStyle w:val="Heading3"/>
+        <w:keepNext/>
+      </w:pPr>
+      <w:r>
+        <w:rPr>
+          <w:rFonts w:ascii="Calibri" w:hAnsi="Calibri" w:eastAsia="Microsoft YaHei"/>
+          <w:b/>
+          <w:color w:val="1F4D78"/>
+          <w:sz w:val="24"/>
+        </w:rPr>
+        <w:t>壁垒</w:t>
+      </w:r>
+      <w:r>
+        <w:rPr>
+          <w:rFonts w:ascii="Calibri" w:hAnsi="Calibri" w:eastAsia="Microsoft YaHei"/>
+          <w:color w:val="666666"/>
+          <w:sz w:val="20"/>
+        </w:rPr>
+        <w:t xml:space="preserve">　2血／1攻</w:t>
+      </w:r>
+    </w:p>
+    <w:p>
+      <w:pPr>
+        <w:spacing w:after="80"/>
+        <w:ind w:left="259"/>
+      </w:pPr>
+      <w:r>
+        <w:rPr>
+          <w:rFonts w:ascii="Calibri" w:hAnsi="Calibri" w:eastAsia="Microsoft YaHei"/>
+          <w:b/>
+          <w:color w:val="203748"/>
+          <w:sz w:val="21"/>
+        </w:rPr>
+        <w:t>主动技能：</w:t>
+      </w:r>
+      <w:r>
+        <w:rPr>
+          <w:rFonts w:ascii="Calibri" w:hAnsi="Calibri" w:eastAsia="Microsoft YaHei"/>
+          <w:sz w:val="21"/>
+        </w:rPr>
+        <w:t>花费1锻使用大盾，防御除虚无外的攻击。</w:t>
+      </w:r>
+    </w:p>
+    <w:p>
+      <w:pPr>
+        <w:spacing w:after="140"/>
+        <w:ind w:left="259"/>
+      </w:pPr>
+      <w:r>
+        <w:rPr>
+          <w:rFonts w:ascii="Calibri" w:hAnsi="Calibri" w:eastAsia="Microsoft YaHei"/>
+          <w:b/>
+          <w:color w:val="203748"/>
+          <w:sz w:val="21"/>
+        </w:rPr>
+        <w:t>领域技能（每轮2次）：</w:t>
+      </w:r>
+      <w:r>
+        <w:rPr>
+          <w:rFonts w:ascii="Calibri" w:hAnsi="Calibri" w:eastAsia="Microsoft YaHei"/>
+          <w:sz w:val="21"/>
+        </w:rPr>
+        <w:t>回合开始前可令本回合自己的大盾帮助友方防御。</w:t>
+      </w:r>
+    </w:p>
+    <w:p>
+      <w:pPr>
+        <w:pStyle w:val="Heading3"/>
+        <w:keepNext/>
+      </w:pPr>
+      <w:r>
+        <w:rPr>
+          <w:rFonts w:ascii="Calibri" w:hAnsi="Calibri" w:eastAsia="Microsoft YaHei"/>
+          <w:b/>
+          <w:color w:val="1F4D78"/>
+          <w:sz w:val="24"/>
+        </w:rPr>
+        <w:t>极光</w:t>
+      </w:r>
+      <w:r>
+        <w:rPr>
+          <w:rFonts w:ascii="Calibri" w:hAnsi="Calibri" w:eastAsia="Microsoft YaHei"/>
+          <w:color w:val="666666"/>
+          <w:sz w:val="20"/>
+        </w:rPr>
+        <w:t xml:space="preserve">　2血／1攻</w:t>
+      </w:r>
+    </w:p>
+    <w:p>
+      <w:pPr>
+        <w:spacing w:after="80"/>
+        <w:ind w:left="259"/>
+      </w:pPr>
+      <w:r>
+        <w:rPr>
+          <w:rFonts w:ascii="Calibri" w:hAnsi="Calibri" w:eastAsia="Microsoft YaHei"/>
+          <w:b/>
+          <w:color w:val="203748"/>
+          <w:sz w:val="21"/>
+        </w:rPr>
+        <w:t>被动技能：</w:t>
+      </w:r>
+      <w:r>
+        <w:rPr>
+          <w:rFonts w:ascii="Calibri" w:hAnsi="Calibri" w:eastAsia="Microsoft YaHei"/>
+          <w:sz w:val="21"/>
+        </w:rPr>
+        <w:t>自己的武器可以命中多个角色。多人中先正常检查抵刀；不抵刀时，向所有合法敌人各产生一把固定目标刀，每把分别防御与结算，全部完成后统一重开。</w:t>
+      </w:r>
+    </w:p>
+    <w:p>
+      <w:pPr>
+        <w:spacing w:after="140"/>
+        <w:ind w:left="259"/>
+      </w:pPr>
+      <w:r>
+        <w:rPr>
+          <w:rFonts w:ascii="Calibri" w:hAnsi="Calibri" w:eastAsia="Microsoft YaHei"/>
+          <w:b/>
+          <w:color w:val="203748"/>
+          <w:sz w:val="21"/>
+        </w:rPr>
+        <w:t>领域技能（每轮1次）：</w:t>
+      </w:r>
+      <w:r>
+        <w:rPr>
+          <w:rFonts w:ascii="Calibri" w:hAnsi="Calibri" w:eastAsia="Microsoft YaHei"/>
+          <w:sz w:val="21"/>
+        </w:rPr>
+        <w:t>回合开始前可令本回合所有友方武器获得相同的多目标效果。</w:t>
+      </w:r>
+    </w:p>
+    <w:p>
+      <w:pPr>
+        <w:pStyle w:val="Heading3"/>
+        <w:keepNext/>
+      </w:pPr>
+      <w:r>
+        <w:rPr>
+          <w:rFonts w:ascii="Calibri" w:hAnsi="Calibri" w:eastAsia="Microsoft YaHei"/>
+          <w:b/>
+          <w:color w:val="1F4D78"/>
+          <w:sz w:val="24"/>
+        </w:rPr>
+        <w:t>风暴</w:t>
+      </w:r>
+      <w:r>
+        <w:rPr>
+          <w:rFonts w:ascii="Calibri" w:hAnsi="Calibri" w:eastAsia="Microsoft YaHei"/>
+          <w:color w:val="666666"/>
+          <w:sz w:val="20"/>
+        </w:rPr>
+        <w:t xml:space="preserve">　2血／1攻</w:t>
+      </w:r>
+    </w:p>
+    <w:p>
+      <w:pPr>
+        <w:spacing w:after="140"/>
+        <w:ind w:left="259"/>
+      </w:pPr>
+      <w:r>
         <w:rPr>
           <w:rFonts w:ascii="Calibri" w:hAnsi="Calibri" w:eastAsia="Microsoft YaHei"/>
           <w:b/>
@@ -6211,7 +6482,7 @@
           <w:rFonts w:ascii="Calibri" w:hAnsi="Calibri" w:eastAsia="Microsoft YaHei"/>
           <w:sz w:val="21"/>
         </w:rPr>
-        <w:t>闪改为防反，并完全按照普通闪的规则判刀。只有月亮被裁定为该刀的实际成功防御者时，才对该攻击的敌方最终来源造成等于来源当前攻击力的伤害；友方的友伤攻击不触发防反伤害。</w:t>
+        <w:t>武士刀改为1.5级风暴之刃；按攻击等级高低结算，击败小刀、被武士刀击败，可被防挡住，不能被接或闪防御，且不能参与三级以上抵刀。若打出后未命中任何角色，下次风暴之刃花费-1。</w:t>
       </w:r>
     </w:p>
     <w:p>
@@ -6226,7 +6497,7 @@
           <w:color w:val="1F4D78"/>
           <w:sz w:val="24"/>
         </w:rPr>
-        <w:t>先驱</w:t>
+        <w:t>魔术师</w:t>
       </w:r>
       <w:r>
         <w:rPr>
@@ -6239,7 +6510,196 @@
     </w:p>
     <w:p>
       <w:pPr>
+        <w:spacing w:after="140"/>
+        <w:ind w:left="259"/>
+      </w:pPr>
+      <w:r>
+        <w:t>主动；每轮2次：每一把刀完成判刀并得出受伤者时，可令该攻击无效，并视为指定角色使用相同攻击命中相同目标。新攻击可以继续被改写，直至无人发动或次数耗尽；原攻击者已支付攻击所产生的动作防御等级仍然有效。</w:t>
+      </w:r>
+    </w:p>
+    <w:p>
+      <w:pPr>
+        <w:pStyle w:val="Heading3"/>
+        <w:keepNext/>
+      </w:pPr>
+      <w:r>
+        <w:rPr>
+          <w:rFonts w:ascii="Calibri" w:hAnsi="Calibri" w:eastAsia="Microsoft YaHei"/>
+          <w:b/>
+          <w:color w:val="1F4D78"/>
+          <w:sz w:val="24"/>
+        </w:rPr>
+        <w:t>观者</w:t>
+      </w:r>
+      <w:r>
+        <w:rPr>
+          <w:rFonts w:ascii="Calibri" w:hAnsi="Calibri" w:eastAsia="Microsoft YaHei"/>
+          <w:color w:val="666666"/>
+          <w:sz w:val="20"/>
+        </w:rPr>
+        <w:t xml:space="preserve">　3血／0.5攻</w:t>
+      </w:r>
+    </w:p>
+    <w:p>
+      <w:pPr>
+        <w:spacing w:after="140"/>
+        <w:ind w:left="259"/>
+      </w:pPr>
+      <w:r>
+        <w:rPr>
+          <w:rFonts w:ascii="Calibri" w:hAnsi="Calibri" w:eastAsia="Microsoft YaHei"/>
+          <w:b/>
+          <w:color w:val="203748"/>
+          <w:sz w:val="21"/>
+        </w:rPr>
+        <w:t>被动：</w:t>
+      </w:r>
+      <w:r>
+        <w:rPr>
+          <w:rFonts w:ascii="Calibri" w:hAnsi="Calibri" w:eastAsia="Microsoft YaHei"/>
+          <w:sz w:val="21"/>
+        </w:rPr>
+        <w:t>使用接时获得0.5锻，并使自己本回合造成和受到的伤害均+0.5。</w:t>
+      </w:r>
+    </w:p>
+    <w:p>
+      <w:pPr>
+        <w:pStyle w:val="Heading3"/>
+        <w:keepNext/>
+      </w:pPr>
+      <w:r>
+        <w:rPr>
+          <w:rFonts w:ascii="Calibri" w:hAnsi="Calibri" w:eastAsia="Microsoft YaHei"/>
+          <w:b/>
+          <w:color w:val="1F4D78"/>
+          <w:sz w:val="24"/>
+        </w:rPr>
+        <w:t>渔夫</w:t>
+      </w:r>
+      <w:r>
+        <w:rPr>
+          <w:rFonts w:ascii="Calibri" w:hAnsi="Calibri" w:eastAsia="Microsoft YaHei"/>
+          <w:color w:val="666666"/>
+          <w:sz w:val="20"/>
+        </w:rPr>
+        <w:t xml:space="preserve">　3血／0.5攻</w:t>
+      </w:r>
+    </w:p>
+    <w:p>
+      <w:pPr>
+        <w:spacing w:after="140"/>
+        <w:ind w:left="259"/>
+      </w:pPr>
+      <w:r>
+        <w:rPr>
+          <w:rFonts w:ascii="Calibri" w:hAnsi="Calibri" w:eastAsia="Microsoft YaHei"/>
+          <w:b/>
+          <w:color w:val="203748"/>
+          <w:sz w:val="21"/>
+        </w:rPr>
+        <w:t>主动：</w:t>
+      </w:r>
+      <w:r>
+        <w:rPr>
+          <w:rFonts w:ascii="Calibri" w:hAnsi="Calibri" w:eastAsia="Microsoft YaHei"/>
+          <w:sz w:val="21"/>
+        </w:rPr>
+        <w:t>每回合开始前，场上无鱼钩时可失去0.5生命放置归自己所有的鱼钩；场上至多一个鱼钩，只有所有者能挑战，所有者死亡时鱼钩消失。其他角色发动主动技能时，可在其生效前挑战；获胜则移除鱼钩并杀死发动者，失败或平局无事发生且原技能继续。</w:t>
+      </w:r>
+    </w:p>
+    <w:p>
+      <w:pPr>
+        <w:pStyle w:val="Heading3"/>
+        <w:keepNext/>
+      </w:pPr>
+      <w:r>
+        <w:rPr>
+          <w:rFonts w:ascii="Calibri" w:hAnsi="Calibri" w:eastAsia="Microsoft YaHei"/>
+          <w:b/>
+          <w:color w:val="1F4D78"/>
+          <w:sz w:val="24"/>
+        </w:rPr>
+        <w:t>龙骑士</w:t>
+      </w:r>
+      <w:r>
+        <w:rPr>
+          <w:rFonts w:ascii="Calibri" w:hAnsi="Calibri" w:eastAsia="Microsoft YaHei"/>
+          <w:color w:val="666666"/>
+          <w:sz w:val="20"/>
+        </w:rPr>
+        <w:t xml:space="preserve">　1血／1攻</w:t>
+      </w:r>
+    </w:p>
+    <w:p>
+      <w:pPr>
+        <w:spacing w:after="140"/>
+        <w:ind w:left="259"/>
+      </w:pPr>
+      <w:r>
+        <w:rPr>
+          <w:rFonts w:ascii="Calibri" w:hAnsi="Calibri" w:eastAsia="Microsoft YaHei"/>
+          <w:b/>
+          <w:color w:val="203748"/>
+          <w:sz w:val="21"/>
+        </w:rPr>
+        <w:t>被动：</w:t>
+      </w:r>
+      <w:r>
+        <w:rPr>
+          <w:rFonts w:ascii="Calibri" w:hAnsi="Calibri" w:eastAsia="Microsoft YaHei"/>
+          <w:sz w:val="21"/>
+        </w:rPr>
+        <w:t>每接偶数次，龙牙花费-1，最低2。每轮开始或成功使用龙牙后，若没有龙，则获得1血的龙；非真实伤害优先扣龙。</w:t>
+      </w:r>
+    </w:p>
+    <w:p>
+      <w:pPr>
+        <w:pStyle w:val="Heading3"/>
+        <w:keepNext/>
+      </w:pPr>
+      <w:r>
+        <w:rPr>
+          <w:rFonts w:ascii="Calibri" w:hAnsi="Calibri" w:eastAsia="Microsoft YaHei"/>
+          <w:b/>
+          <w:color w:val="1F4D78"/>
+          <w:sz w:val="24"/>
+        </w:rPr>
+        <w:t>圣斗士</w:t>
+      </w:r>
+      <w:r>
+        <w:rPr>
+          <w:rFonts w:ascii="Calibri" w:hAnsi="Calibri" w:eastAsia="Microsoft YaHei"/>
+          <w:color w:val="666666"/>
+          <w:sz w:val="20"/>
+        </w:rPr>
+        <w:t xml:space="preserve">　2血／1攻／1盾</w:t>
+      </w:r>
+    </w:p>
+    <w:p>
+      <w:pPr>
         <w:spacing w:after="80"/>
+        <w:ind w:left="259"/>
+      </w:pPr>
+      <w:r>
+        <w:rPr>
+          <w:rFonts w:ascii="Calibri" w:hAnsi="Calibri" w:eastAsia="Microsoft YaHei"/>
+          <w:b/>
+          <w:color w:val="203748"/>
+          <w:sz w:val="21"/>
+        </w:rPr>
+        <w:t>主动技能：</w:t>
+      </w:r>
+      <w:r>
+        <w:rPr>
+          <w:rFonts w:ascii="Calibri" w:hAnsi="Calibri" w:eastAsia="Microsoft YaHei"/>
+          <w:sz w:val="21"/>
+        </w:rPr>
+        <w:t>失去护盾时，可对一名其他角色造成0.5伤害，再令其生命+0.5。</w:t>
+      </w:r>
+    </w:p>
+    <w:p>
+      <w:pPr>
+        <w:spacing w:after="140"/>
         <w:ind w:left="259"/>
       </w:pPr>
       <w:r>
@@ -6256,12 +6716,35 @@
           <w:rFonts w:ascii="Calibri" w:hAnsi="Calibri" w:eastAsia="Microsoft YaHei"/>
           <w:sz w:val="21"/>
         </w:rPr>
-        <w:t>不能被标记；指定目标技能不能选择自己，但“所有敌方”“所有角色”等范围效果仍会影响自己。正数伤害到来前防止该伤害并失去1生命；0伤害不发动。</w:t>
+        <w:t>杀死角色时获得1护盾。</w:t>
       </w:r>
     </w:p>
     <w:p>
       <w:pPr>
-        <w:spacing w:after="140"/>
+        <w:pStyle w:val="Heading3"/>
+        <w:keepNext/>
+      </w:pPr>
+      <w:r>
+        <w:rPr>
+          <w:rFonts w:ascii="Calibri" w:hAnsi="Calibri" w:eastAsia="Microsoft YaHei"/>
+          <w:b/>
+          <w:color w:val="1F4D78"/>
+          <w:sz w:val="24"/>
+        </w:rPr>
+        <w:t>奇点</w:t>
+      </w:r>
+      <w:r>
+        <w:rPr>
+          <w:rFonts w:ascii="Calibri" w:hAnsi="Calibri" w:eastAsia="Microsoft YaHei"/>
+          <w:color w:val="666666"/>
+          <w:sz w:val="20"/>
+        </w:rPr>
+        <w:t xml:space="preserve">　2血／1攻</w:t>
+      </w:r>
+    </w:p>
+    <w:p>
+      <w:pPr>
+        <w:spacing w:after="80"/>
         <w:ind w:left="259"/>
       </w:pPr>
       <w:r>
@@ -6271,216 +6754,14 @@
           <w:color w:val="203748"/>
           <w:sz w:val="21"/>
         </w:rPr>
-        <w:t>主动技能（每轮2次）：</w:t>
+        <w:t>主动技能（每轮3次）：</w:t>
       </w:r>
       <w:r>
         <w:rPr>
           <w:rFonts w:ascii="Calibri" w:hAnsi="Calibri" w:eastAsia="Microsoft YaHei"/>
           <w:sz w:val="21"/>
         </w:rPr>
-        <w:t>回合开始前可防止本回合受到的伤害。</w:t>
-      </w:r>
-    </w:p>
-    <w:p>
-      <w:pPr>
-        <w:pStyle w:val="Heading3"/>
-        <w:keepNext/>
-      </w:pPr>
-      <w:r>
-        <w:rPr>
-          <w:rFonts w:ascii="Calibri" w:hAnsi="Calibri" w:eastAsia="Microsoft YaHei"/>
-          <w:b/>
-          <w:color w:val="1F4D78"/>
-          <w:sz w:val="24"/>
-        </w:rPr>
-        <w:t>梦魇</w:t>
-      </w:r>
-      <w:r>
-        <w:rPr>
-          <w:rFonts w:ascii="Calibri" w:hAnsi="Calibri" w:eastAsia="Microsoft YaHei"/>
-          <w:color w:val="666666"/>
-          <w:sz w:val="20"/>
-        </w:rPr>
-        <w:t xml:space="preserve">　1血／1攻</w:t>
-      </w:r>
-    </w:p>
-    <w:p>
-      <w:pPr>
-        <w:spacing w:after="140"/>
-        <w:ind w:left="259"/>
-      </w:pPr>
-      <w:r>
-        <w:rPr>
-          <w:rFonts w:ascii="Calibri" w:hAnsi="Calibri" w:eastAsia="Microsoft YaHei"/>
-          <w:b/>
-          <w:color w:val="203748"/>
-          <w:sz w:val="21"/>
-        </w:rPr>
-        <w:t>被动／主动：</w:t>
-      </w:r>
-      <w:r>
-        <w:rPr>
-          <w:rFonts w:ascii="Calibri" w:hAnsi="Calibri" w:eastAsia="Microsoft YaHei"/>
-          <w:sz w:val="21"/>
-        </w:rPr>
-        <w:t>每轮开始前标记一名敌方；第6回合结束后令其直接死亡并获得其技能。被标记者受到伤害时，倒计时-1。</w:t>
-      </w:r>
-    </w:p>
-    <w:p>
-      <w:pPr>
-        <w:pStyle w:val="Heading3"/>
-        <w:keepNext/>
-      </w:pPr>
-      <w:r>
-        <w:rPr>
-          <w:rFonts w:ascii="Calibri" w:hAnsi="Calibri" w:eastAsia="Microsoft YaHei"/>
-          <w:b/>
-          <w:color w:val="1F4D78"/>
-          <w:sz w:val="24"/>
-        </w:rPr>
-        <w:t>奇迹</w:t>
-      </w:r>
-      <w:r>
-        <w:rPr>
-          <w:rFonts w:ascii="Calibri" w:hAnsi="Calibri" w:eastAsia="Microsoft YaHei"/>
-          <w:color w:val="666666"/>
-          <w:sz w:val="20"/>
-        </w:rPr>
-        <w:t xml:space="preserve">　2血／1攻</w:t>
-      </w:r>
-    </w:p>
-    <w:p>
-      <w:pPr>
-        <w:spacing w:after="140"/>
-        <w:ind w:left="259"/>
-      </w:pPr>
-      <w:r>
-        <w:rPr>
-          <w:rFonts w:ascii="Calibri" w:hAnsi="Calibri" w:eastAsia="Microsoft YaHei"/>
-          <w:b/>
-          <w:color w:val="203748"/>
-          <w:sz w:val="21"/>
-        </w:rPr>
-        <w:t>主动：</w:t>
-      </w:r>
-      <w:r>
-        <w:rPr>
-          <w:rFonts w:ascii="Calibri" w:hAnsi="Calibri" w:eastAsia="Microsoft YaHei"/>
-          <w:sz w:val="21"/>
-        </w:rPr>
-        <w:t>打出武器时可同时宣言：该攻击不能命中；低于该武器等级的攻击不能命中自己；使用同等级武器的敌方无法使用其武器。</w:t>
-      </w:r>
-    </w:p>
-    <w:p>
-      <w:pPr>
-        <w:pStyle w:val="Heading3"/>
-        <w:keepNext/>
-      </w:pPr>
-      <w:r>
-        <w:rPr>
-          <w:rFonts w:ascii="Calibri" w:hAnsi="Calibri" w:eastAsia="Microsoft YaHei"/>
-          <w:b/>
-          <w:color w:val="1F4D78"/>
-          <w:sz w:val="24"/>
-        </w:rPr>
-        <w:t>壁垒</w:t>
-      </w:r>
-      <w:r>
-        <w:rPr>
-          <w:rFonts w:ascii="Calibri" w:hAnsi="Calibri" w:eastAsia="Microsoft YaHei"/>
-          <w:color w:val="666666"/>
-          <w:sz w:val="20"/>
-        </w:rPr>
-        <w:t xml:space="preserve">　2血／1攻</w:t>
-      </w:r>
-    </w:p>
-    <w:p>
-      <w:pPr>
-        <w:spacing w:after="80"/>
-        <w:ind w:left="259"/>
-      </w:pPr>
-      <w:r>
-        <w:rPr>
-          <w:rFonts w:ascii="Calibri" w:hAnsi="Calibri" w:eastAsia="Microsoft YaHei"/>
-          <w:b/>
-          <w:color w:val="203748"/>
-          <w:sz w:val="21"/>
-        </w:rPr>
-        <w:t>主动技能：</w:t>
-      </w:r>
-      <w:r>
-        <w:rPr>
-          <w:rFonts w:ascii="Calibri" w:hAnsi="Calibri" w:eastAsia="Microsoft YaHei"/>
-          <w:sz w:val="21"/>
-        </w:rPr>
-        <w:t>花费1锻使用大盾，防御除虚无外的攻击。</w:t>
-      </w:r>
-    </w:p>
-    <w:p>
-      <w:pPr>
-        <w:spacing w:after="140"/>
-        <w:ind w:left="259"/>
-      </w:pPr>
-      <w:r>
-        <w:rPr>
-          <w:rFonts w:ascii="Calibri" w:hAnsi="Calibri" w:eastAsia="Microsoft YaHei"/>
-          <w:b/>
-          <w:color w:val="203748"/>
-          <w:sz w:val="21"/>
-        </w:rPr>
-        <w:t>领域技能（每轮2次）：</w:t>
-      </w:r>
-      <w:r>
-        <w:rPr>
-          <w:rFonts w:ascii="Calibri" w:hAnsi="Calibri" w:eastAsia="Microsoft YaHei"/>
-          <w:sz w:val="21"/>
-        </w:rPr>
-        <w:t>回合开始前可令本回合自己的大盾帮助友方防御。</w:t>
-      </w:r>
-    </w:p>
-    <w:p>
-      <w:pPr>
-        <w:pStyle w:val="Heading3"/>
-        <w:keepNext/>
-      </w:pPr>
-      <w:r>
-        <w:rPr>
-          <w:rFonts w:ascii="Calibri" w:hAnsi="Calibri" w:eastAsia="Microsoft YaHei"/>
-          <w:b/>
-          <w:color w:val="1F4D78"/>
-          <w:sz w:val="24"/>
-        </w:rPr>
-        <w:t>极光</w:t>
-      </w:r>
-      <w:r>
-        <w:rPr>
-          <w:rFonts w:ascii="Calibri" w:hAnsi="Calibri" w:eastAsia="Microsoft YaHei"/>
-          <w:color w:val="666666"/>
-          <w:sz w:val="20"/>
-        </w:rPr>
-        <w:t xml:space="preserve">　2血／1攻</w:t>
-      </w:r>
-    </w:p>
-    <w:p>
-      <w:pPr>
-        <w:spacing w:after="80"/>
-        <w:ind w:left="259"/>
-      </w:pPr>
-      <w:r>
-        <w:rPr>
-          <w:rFonts w:ascii="Calibri" w:hAnsi="Calibri" w:eastAsia="Microsoft YaHei"/>
-          <w:b/>
-          <w:color w:val="203748"/>
-          <w:sz w:val="21"/>
-        </w:rPr>
-        <w:t>被动技能：</w:t>
-      </w:r>
-      <w:r>
-        <w:rPr>
-          <w:rFonts w:ascii="Calibri" w:hAnsi="Calibri" w:eastAsia="Microsoft YaHei"/>
-          <w:sz w:val="21"/>
-        </w:rPr>
-        <w:t>自己的武器可以命中多个角色。多人中先正常检查抵刀；不抵刀时，向所有合法敌人各产生一把固定目标刀，每把分别防御与结算，全部完成后统一重开。</w:t>
+        <w:t>回合开始时可令自己本回合攻击力-0.5，并令一名敌方本回合受到的伤害+0.5。</w:t>
       </w:r>
     </w:p>
     <w:p>
@@ -6502,7 +6783,7 @@
           <w:rFonts w:ascii="Calibri" w:hAnsi="Calibri" w:eastAsia="Microsoft YaHei"/>
           <w:sz w:val="21"/>
         </w:rPr>
-        <w:t>回合开始前可令本回合所有友方武器获得相同的多目标效果。</w:t>
+        <w:t>回合开始前可令所有敌方的被动技能和主动技能失效。</w:t>
       </w:r>
     </w:p>
     <w:p>
@@ -6517,7 +6798,7 @@
           <w:color w:val="1F4D78"/>
           <w:sz w:val="24"/>
         </w:rPr>
-        <w:t>风暴</w:t>
+        <w:t>牧羊人</w:t>
       </w:r>
       <w:r>
         <w:rPr>
@@ -6525,12 +6806,12 @@
           <w:color w:val="666666"/>
           <w:sz w:val="20"/>
         </w:rPr>
-        <w:t xml:space="preserve">　2血／1攻</w:t>
+        <w:t xml:space="preserve">　2血／0.5攻</w:t>
       </w:r>
     </w:p>
     <w:p>
       <w:pPr>
-        <w:spacing w:after="140"/>
+        <w:spacing w:after="80"/>
         <w:ind w:left="259"/>
       </w:pPr>
       <w:r>
@@ -6540,42 +6821,19 @@
           <w:color w:val="203748"/>
           <w:sz w:val="21"/>
         </w:rPr>
-        <w:t>被动：</w:t>
+        <w:t>主动技能①（每轮1次）：</w:t>
       </w:r>
       <w:r>
         <w:rPr>
           <w:rFonts w:ascii="Calibri" w:hAnsi="Calibri" w:eastAsia="Microsoft YaHei"/>
           <w:sz w:val="21"/>
         </w:rPr>
-        <w:t>武士刀改为1.5级风暴之刃；按攻击等级高低结算，击败小刀、被武士刀击败，可被防挡住，不能被接或闪防御，且不能参与三级以上抵刀。若打出后未命中任何角色，下次风暴之刃花费-1。</w:t>
+        <w:t>回合开始前可令一名其他角色的一个有限次数主动技能的某项效果次数+1。</w:t>
       </w:r>
     </w:p>
     <w:p>
       <w:pPr>
-        <w:pStyle w:val="Heading3"/>
-        <w:keepNext/>
-      </w:pPr>
-      <w:r>
-        <w:rPr>
-          <w:rFonts w:ascii="Calibri" w:hAnsi="Calibri" w:eastAsia="Microsoft YaHei"/>
-          <w:b/>
-          <w:color w:val="1F4D78"/>
-          <w:sz w:val="24"/>
-        </w:rPr>
-        <w:t>魔术师</w:t>
-      </w:r>
-      <w:r>
-        <w:rPr>
-          <w:rFonts w:ascii="Calibri" w:hAnsi="Calibri" w:eastAsia="Microsoft YaHei"/>
-          <w:color w:val="666666"/>
-          <w:sz w:val="20"/>
-        </w:rPr>
-        <w:t xml:space="preserve">　2血／1攻</w:t>
-      </w:r>
-    </w:p>
-    <w:p>
-      <w:pPr>
-        <w:spacing w:after="140"/>
+        <w:spacing w:after="80"/>
         <w:ind w:left="259"/>
       </w:pPr>
       <w:r>
@@ -6585,261 +6843,14 @@
           <w:color w:val="203748"/>
           <w:sz w:val="21"/>
         </w:rPr>
-        <w:t>主动；每轮2次：</w:t>
+        <w:t>主动技能②（每轮1次）：</w:t>
       </w:r>
       <w:r>
         <w:rPr>
           <w:rFonts w:ascii="Calibri" w:hAnsi="Calibri" w:eastAsia="Microsoft YaHei"/>
           <w:sz w:val="21"/>
         </w:rPr>
-        <w:t>每一把刀完成判刀并得出受伤者时，可令该攻击无效，并视为指定角色使用相同攻击命中相同目标。新攻击可以继续被改写，直至无人发动或次数耗尽；原攻击者仍保留已支付攻击产生的保护。</w:t>
-      </w:r>
-    </w:p>
-    <w:p>
-      <w:pPr>
-        <w:pStyle w:val="Heading3"/>
-        <w:keepNext/>
-      </w:pPr>
-      <w:r>
-        <w:rPr>
-          <w:rFonts w:ascii="Calibri" w:hAnsi="Calibri" w:eastAsia="Microsoft YaHei"/>
-          <w:b/>
-          <w:color w:val="1F4D78"/>
-          <w:sz w:val="24"/>
-        </w:rPr>
-        <w:t>观者</w:t>
-      </w:r>
-      <w:r>
-        <w:rPr>
-          <w:rFonts w:ascii="Calibri" w:hAnsi="Calibri" w:eastAsia="Microsoft YaHei"/>
-          <w:color w:val="666666"/>
-          <w:sz w:val="20"/>
-        </w:rPr>
-        <w:t xml:space="preserve">　3血／0.5攻</w:t>
-      </w:r>
-    </w:p>
-    <w:p>
-      <w:pPr>
-        <w:spacing w:after="140"/>
-        <w:ind w:left="259"/>
-      </w:pPr>
-      <w:r>
-        <w:rPr>
-          <w:rFonts w:ascii="Calibri" w:hAnsi="Calibri" w:eastAsia="Microsoft YaHei"/>
-          <w:b/>
-          <w:color w:val="203748"/>
-          <w:sz w:val="21"/>
-        </w:rPr>
-        <w:t>被动：</w:t>
-      </w:r>
-      <w:r>
-        <w:rPr>
-          <w:rFonts w:ascii="Calibri" w:hAnsi="Calibri" w:eastAsia="Microsoft YaHei"/>
-          <w:sz w:val="21"/>
-        </w:rPr>
-        <w:t>使用接时获得0.5锻，并使自己本回合造成和受到的伤害均+0.5。</w:t>
-      </w:r>
-    </w:p>
-    <w:p>
-      <w:pPr>
-        <w:pStyle w:val="Heading3"/>
-        <w:keepNext/>
-      </w:pPr>
-      <w:r>
-        <w:rPr>
-          <w:rFonts w:ascii="Calibri" w:hAnsi="Calibri" w:eastAsia="Microsoft YaHei"/>
-          <w:b/>
-          <w:color w:val="1F4D78"/>
-          <w:sz w:val="24"/>
-        </w:rPr>
-        <w:t>渔夫</w:t>
-      </w:r>
-      <w:r>
-        <w:rPr>
-          <w:rFonts w:ascii="Calibri" w:hAnsi="Calibri" w:eastAsia="Microsoft YaHei"/>
-          <w:color w:val="666666"/>
-          <w:sz w:val="20"/>
-        </w:rPr>
-        <w:t xml:space="preserve">　3血／0.5攻</w:t>
-      </w:r>
-    </w:p>
-    <w:p>
-      <w:pPr>
-        <w:spacing w:after="140"/>
-        <w:ind w:left="259"/>
-      </w:pPr>
-      <w:r>
-        <w:rPr>
-          <w:rFonts w:ascii="Calibri" w:hAnsi="Calibri" w:eastAsia="Microsoft YaHei"/>
-          <w:b/>
-          <w:color w:val="203748"/>
-          <w:sz w:val="21"/>
-        </w:rPr>
-        <w:t>主动：</w:t>
-      </w:r>
-      <w:r>
-        <w:rPr>
-          <w:rFonts w:ascii="Calibri" w:hAnsi="Calibri" w:eastAsia="Microsoft YaHei"/>
-          <w:sz w:val="21"/>
-        </w:rPr>
-        <w:t>每回合开始前，场上无鱼钩时可失去0.5生命放置归自己所有的鱼钩；场上至多一个鱼钩，只有所有者能挑战，所有者死亡时鱼钩消失。其他角色发动主动技能时，可在其生效前挑战；获胜则移除鱼钩并杀死发动者，失败或平局无事发生且原技能继续。</w:t>
-      </w:r>
-    </w:p>
-    <w:p>
-      <w:pPr>
-        <w:pStyle w:val="Heading3"/>
-        <w:keepNext/>
-      </w:pPr>
-      <w:r>
-        <w:rPr>
-          <w:rFonts w:ascii="Calibri" w:hAnsi="Calibri" w:eastAsia="Microsoft YaHei"/>
-          <w:b/>
-          <w:color w:val="1F4D78"/>
-          <w:sz w:val="24"/>
-        </w:rPr>
-        <w:t>龙骑士</w:t>
-      </w:r>
-      <w:r>
-        <w:rPr>
-          <w:rFonts w:ascii="Calibri" w:hAnsi="Calibri" w:eastAsia="Microsoft YaHei"/>
-          <w:color w:val="666666"/>
-          <w:sz w:val="20"/>
-        </w:rPr>
-        <w:t xml:space="preserve">　1血／1攻</w:t>
-      </w:r>
-    </w:p>
-    <w:p>
-      <w:pPr>
-        <w:spacing w:after="140"/>
-        <w:ind w:left="259"/>
-      </w:pPr>
-      <w:r>
-        <w:rPr>
-          <w:rFonts w:ascii="Calibri" w:hAnsi="Calibri" w:eastAsia="Microsoft YaHei"/>
-          <w:b/>
-          <w:color w:val="203748"/>
-          <w:sz w:val="21"/>
-        </w:rPr>
-        <w:t>被动：</w:t>
-      </w:r>
-      <w:r>
-        <w:rPr>
-          <w:rFonts w:ascii="Calibri" w:hAnsi="Calibri" w:eastAsia="Microsoft YaHei"/>
-          <w:sz w:val="21"/>
-        </w:rPr>
-        <w:t>每接偶数次，龙牙花费-1，最低2。每轮开始或成功使用龙牙后，若没有龙，则获得1血的龙；非真实伤害优先扣龙。</w:t>
-      </w:r>
-    </w:p>
-    <w:p>
-      <w:pPr>
-        <w:pStyle w:val="Heading3"/>
-        <w:keepNext/>
-      </w:pPr>
-      <w:r>
-        <w:rPr>
-          <w:rFonts w:ascii="Calibri" w:hAnsi="Calibri" w:eastAsia="Microsoft YaHei"/>
-          <w:b/>
-          <w:color w:val="1F4D78"/>
-          <w:sz w:val="24"/>
-        </w:rPr>
-        <w:t>圣斗士</w:t>
-      </w:r>
-      <w:r>
-        <w:rPr>
-          <w:rFonts w:ascii="Calibri" w:hAnsi="Calibri" w:eastAsia="Microsoft YaHei"/>
-          <w:color w:val="666666"/>
-          <w:sz w:val="20"/>
-        </w:rPr>
-        <w:t xml:space="preserve">　2血／1攻／1盾</w:t>
-      </w:r>
-    </w:p>
-    <w:p>
-      <w:pPr>
-        <w:spacing w:after="80"/>
-        <w:ind w:left="259"/>
-      </w:pPr>
-      <w:r>
-        <w:rPr>
-          <w:rFonts w:ascii="Calibri" w:hAnsi="Calibri" w:eastAsia="Microsoft YaHei"/>
-          <w:b/>
-          <w:color w:val="203748"/>
-          <w:sz w:val="21"/>
-        </w:rPr>
-        <w:t>主动技能：</w:t>
-      </w:r>
-      <w:r>
-        <w:rPr>
-          <w:rFonts w:ascii="Calibri" w:hAnsi="Calibri" w:eastAsia="Microsoft YaHei"/>
-          <w:sz w:val="21"/>
-        </w:rPr>
-        <w:t>失去护盾时，可对一名其他角色造成0.5伤害，再令其生命+0.5。</w:t>
-      </w:r>
-    </w:p>
-    <w:p>
-      <w:pPr>
-        <w:spacing w:after="140"/>
-        <w:ind w:left="259"/>
-      </w:pPr>
-      <w:r>
-        <w:rPr>
-          <w:rFonts w:ascii="Calibri" w:hAnsi="Calibri" w:eastAsia="Microsoft YaHei"/>
-          <w:b/>
-          <w:color w:val="203748"/>
-          <w:sz w:val="21"/>
-        </w:rPr>
-        <w:t>被动技能：</w:t>
-      </w:r>
-      <w:r>
-        <w:rPr>
-          <w:rFonts w:ascii="Calibri" w:hAnsi="Calibri" w:eastAsia="Microsoft YaHei"/>
-          <w:sz w:val="21"/>
-        </w:rPr>
-        <w:t>杀死角色时获得1护盾。</w:t>
-      </w:r>
-    </w:p>
-    <w:p>
-      <w:pPr>
-        <w:pStyle w:val="Heading3"/>
-        <w:keepNext/>
-      </w:pPr>
-      <w:r>
-        <w:rPr>
-          <w:rFonts w:ascii="Calibri" w:hAnsi="Calibri" w:eastAsia="Microsoft YaHei"/>
-          <w:b/>
-          <w:color w:val="1F4D78"/>
-          <w:sz w:val="24"/>
-        </w:rPr>
-        <w:t>奇点</w:t>
-      </w:r>
-      <w:r>
-        <w:rPr>
-          <w:rFonts w:ascii="Calibri" w:hAnsi="Calibri" w:eastAsia="Microsoft YaHei"/>
-          <w:color w:val="666666"/>
-          <w:sz w:val="20"/>
-        </w:rPr>
-        <w:t xml:space="preserve">　2血／1攻</w:t>
-      </w:r>
-    </w:p>
-    <w:p>
-      <w:pPr>
-        <w:spacing w:after="80"/>
-        <w:ind w:left="259"/>
-      </w:pPr>
-      <w:r>
-        <w:rPr>
-          <w:rFonts w:ascii="Calibri" w:hAnsi="Calibri" w:eastAsia="Microsoft YaHei"/>
-          <w:b/>
-          <w:color w:val="203748"/>
-          <w:sz w:val="21"/>
-        </w:rPr>
-        <w:t>主动技能（每轮3次）：</w:t>
-      </w:r>
-      <w:r>
-        <w:rPr>
-          <w:rFonts w:ascii="Calibri" w:hAnsi="Calibri" w:eastAsia="Microsoft YaHei"/>
-          <w:sz w:val="21"/>
-        </w:rPr>
-        <w:t>回合开始时可令自己本回合攻击力-0.5，并令一名敌方本回合受到的伤害+0.5。</w:t>
+        <w:t>回合开始前可令一名角色生命+1。</w:t>
       </w:r>
     </w:p>
     <w:p>
@@ -6861,95 +6872,6 @@
           <w:rFonts w:ascii="Calibri" w:hAnsi="Calibri" w:eastAsia="Microsoft YaHei"/>
           <w:sz w:val="21"/>
         </w:rPr>
-        <w:t>回合开始前可令所有敌方的被动技能和主动技能失效。</w:t>
-      </w:r>
-    </w:p>
-    <w:p>
-      <w:pPr>
-        <w:pStyle w:val="Heading3"/>
-        <w:keepNext/>
-      </w:pPr>
-      <w:r>
-        <w:rPr>
-          <w:rFonts w:ascii="Calibri" w:hAnsi="Calibri" w:eastAsia="Microsoft YaHei"/>
-          <w:b/>
-          <w:color w:val="1F4D78"/>
-          <w:sz w:val="24"/>
-        </w:rPr>
-        <w:t>牧羊人</w:t>
-      </w:r>
-      <w:r>
-        <w:rPr>
-          <w:rFonts w:ascii="Calibri" w:hAnsi="Calibri" w:eastAsia="Microsoft YaHei"/>
-          <w:color w:val="666666"/>
-          <w:sz w:val="20"/>
-        </w:rPr>
-        <w:t xml:space="preserve">　2血／0.5攻</w:t>
-      </w:r>
-    </w:p>
-    <w:p>
-      <w:pPr>
-        <w:spacing w:after="80"/>
-        <w:ind w:left="259"/>
-      </w:pPr>
-      <w:r>
-        <w:rPr>
-          <w:rFonts w:ascii="Calibri" w:hAnsi="Calibri" w:eastAsia="Microsoft YaHei"/>
-          <w:b/>
-          <w:color w:val="203748"/>
-          <w:sz w:val="21"/>
-        </w:rPr>
-        <w:t>主动技能①（每轮1次）：</w:t>
-      </w:r>
-      <w:r>
-        <w:rPr>
-          <w:rFonts w:ascii="Calibri" w:hAnsi="Calibri" w:eastAsia="Microsoft YaHei"/>
-          <w:sz w:val="21"/>
-        </w:rPr>
-        <w:t>回合开始前可令一名其他角色的一个有限次数主动技能的某项效果次数+1。</w:t>
-      </w:r>
-    </w:p>
-    <w:p>
-      <w:pPr>
-        <w:spacing w:after="80"/>
-        <w:ind w:left="259"/>
-      </w:pPr>
-      <w:r>
-        <w:rPr>
-          <w:rFonts w:ascii="Calibri" w:hAnsi="Calibri" w:eastAsia="Microsoft YaHei"/>
-          <w:b/>
-          <w:color w:val="203748"/>
-          <w:sz w:val="21"/>
-        </w:rPr>
-        <w:t>主动技能②（每轮1次）：</w:t>
-      </w:r>
-      <w:r>
-        <w:rPr>
-          <w:rFonts w:ascii="Calibri" w:hAnsi="Calibri" w:eastAsia="Microsoft YaHei"/>
-          <w:sz w:val="21"/>
-        </w:rPr>
-        <w:t>回合开始前可令一名角色生命+1。</w:t>
-      </w:r>
-    </w:p>
-    <w:p>
-      <w:pPr>
-        <w:spacing w:after="140"/>
-        <w:ind w:left="259"/>
-      </w:pPr>
-      <w:r>
-        <w:rPr>
-          <w:rFonts w:ascii="Calibri" w:hAnsi="Calibri" w:eastAsia="Microsoft YaHei"/>
-          <w:b/>
-          <w:color w:val="203748"/>
-          <w:sz w:val="21"/>
-        </w:rPr>
-        <w:t>领域技能（每轮1次）：</w:t>
-      </w:r>
-      <w:r>
-        <w:rPr>
-          <w:rFonts w:ascii="Calibri" w:hAnsi="Calibri" w:eastAsia="Microsoft YaHei"/>
-          <w:sz w:val="21"/>
-        </w:rPr>
         <w:t>回合开始前可令本回合所有友方受到的伤害-0.5。</w:t>
       </w:r>
     </w:p>
@@ -7160,11 +7082,7 @@
         <w:ind w:left="540" w:hanging="271"/>
       </w:pPr>
       <w:r>
-        <w:rPr>
-          <w:rFonts w:ascii="Calibri" w:hAnsi="Calibri" w:eastAsia="Microsoft YaHei"/>
-          <w:sz w:val="22"/>
-        </w:rPr>
-        <w:t>网页版必须展示关键规则的执行理由，而不只展示最终数值：包括当前处理等级、攻击者保护、候选者被纳入或排除的原因、同级随机顺序、接／闪额度及实际成功者、抵刀条件、伤害修正过程、技能优先级、物品或护盾承受、死亡先后和重开原因。</w:t>
+        <w:t>网页版必须展示关键规则的执行理由，而不只展示最终数值：包括当前处理等级、攻击动作的防御等级、候选者被纳入或排除的原因、同级随机顺序、接／闪额度及实际成功者、抵刀条件、伤害修正过程、技能优先级、物品或护盾承受、死亡先后和重开原因。</w:t>
       </w:r>
     </w:p>
     <w:p>
@@ -7174,11 +7092,7 @@
         <w:ind w:left="540" w:hanging="271"/>
       </w:pPr>
       <w:r>
-        <w:rPr>
-          <w:rFonts w:ascii="Calibri" w:hAnsi="Calibri" w:eastAsia="Microsoft YaHei"/>
-          <w:sz w:val="22"/>
-        </w:rPr>
-        <w:t>随机结果必须同时展示随机范围与被选结果；规则解释应使用玩家可理解的自然语言，例如“乙已支付龙牙，获得5级及以下攻击者保护”，避免只显示内部编号或计算结果。</w:t>
+        <w:t>随机结果必须同时展示随机范围与被选结果；规则解释应使用玩家可理解的自然语言，例如“乙已支付龙牙，其动作的防御等级为[0,5]，可以防御5级及以下攻击”，避免只显示内部编号或计算结果。</w:t>
       </w:r>
     </w:p>
     <w:p>
@@ -7211,7 +7125,7 @@
         <w:pStyle w:val="Heading2"/>
       </w:pPr>
       <w:r>
-        <w:t>示例1A：攻击者的天然保护</w:t>
+        <w:t>示例1A：攻击者的防御等级效果</w:t>
       </w:r>
     </w:p>
     <w:p>
@@ -7233,11 +7147,7 @@
     </w:p>
     <w:p>
       <w:r>
-        <w:rPr>
-          <w:rFonts w:ascii="Calibri" w:hAnsi="Calibri" w:eastAsia="Microsoft YaHei"/>
-          <w:sz w:val="22"/>
-        </w:rPr>
-        <w:t>甲、乙、丙三队同时在场，甲队角色使用能防当前攻击的闪。某个三级及以上攻击可命中甲、乙两队。甲队闪使用者在随机判刀前选择“不帮闪”：该角色本人必定安全，其余可能受伤者共同随机判刀。若最终命中乙队，甲队从拒绝帮助中获益；若命中甲队队友，则不能再反悔帮闪。</w:t>
+        <w:t>甲、乙、丙三队同时在场，甲队角色使用能防当前攻击的闪。某个三级及以上攻击可命中甲、乙两队。甲队闪使用者在随机判刀前选择“不帮闪”时，自己与其余所有可能受伤者仍平等参与判刀；若随机选中该闪使用者，则闪成功。若选中乙队角色，甲队从拒绝帮助中获益；若选中甲队其他角色，则不能再反悔帮闪。</w:t>
       </w:r>
     </w:p>
     <w:p>
@@ -7267,11 +7177,7 @@
     </w:p>
     <w:p>
       <w:r>
-        <w:rPr>
-          <w:rFonts w:ascii="Calibri" w:hAnsi="Calibri" w:eastAsia="Microsoft YaHei"/>
-          <w:sz w:val="22"/>
-        </w:rPr>
-        <w:t>极光向甲、乙、丙三名合法敌人各产生一把固定目标刀。甲以闪帮助乙，丙以接也帮助乙：射向乙的刀优先在有效闪中选择甲实际成功，甲的闪额度用尽，丙的接仍有效；射向甲的刀若无人以尚有效的接／闪保护，则甲被命中。即使乙的刀被闪掉，仍先完成甲、丙两把刀及其伤害，最后统一重开。</w:t>
+        <w:t>极光向甲、乙、丙三名合法敌人各产生一把固定目标刀。甲以闪帮助乙，丙以接也帮助乙：射向乙的刀将判刀范围缩小为甲、丙两名帮助者，并在两人之间等概率确定结果；选中甲则闪成功，选中丙则接成功。实际成功者消耗额度，另一人的接／闪仍有效。射向帮助者自己的固定目标刀仍然存在；即使乙的刀被防住，也须先完成其余目标刀及伤害，最后统一重开。</w:t>
       </w:r>
     </w:p>
     <w:p>
